--- a/public/autodoc-sow-template.docx
+++ b/public/autodoc-sow-template.docx
@@ -2,11 +2,6 @@
 <file path=word/document.xml><?xml version="1.0" encoding="utf-8"?>
 <w:document xmlns:wpc="http://schemas.microsoft.com/office/word/2010/wordprocessingCanvas" xmlns:cx="http://schemas.microsoft.com/office/drawing/2014/chartex" xmlns:cx1="http://schemas.microsoft.com/office/drawing/2015/9/8/chartex" xmlns:cx2="http://schemas.microsoft.com/office/drawing/2015/10/21/chartex" xmlns:cx3="http://schemas.microsoft.com/office/drawing/2016/5/9/chartex" xmlns:cx4="http://schemas.microsoft.com/office/drawing/2016/5/10/chartex" xmlns:cx5="http://schemas.microsoft.com/office/drawing/2016/5/11/chartex" xmlns:cx6="http://schemas.microsoft.com/office/drawing/2016/5/12/chartex" xmlns:cx7="http://schemas.microsoft.com/office/drawing/2016/5/13/chartex" xmlns:cx8="http://schemas.microsoft.com/office/drawing/2016/5/14/chartex" xmlns:mc="http://schemas.openxmlformats.org/markup-compatibility/2006" xmlns:aink="http://schemas.microsoft.com/office/drawing/2016/ink" xmlns:am3d="http://schemas.microsoft.com/office/drawing/2017/model3d" xmlns:o="urn:schemas-microsoft-com:office:office" xmlns:oel="http://schemas.microsoft.com/office/2019/extlst" xmlns:r="http://schemas.openxmlformats.org/officeDocument/2006/relationships" xmlns:m="http://schemas.openxmlformats.org/officeDocument/2006/math" xmlns:v="urn:schemas-microsoft-com:vml" xmlns:wp14="http://schemas.microsoft.com/office/word/2010/wordprocessingDrawing" xmlns:wp="http://schemas.openxmlformats.org/drawingml/2006/wordprocessingDrawing" xmlns:w10="urn:schemas-microsoft-com:office:word" xmlns:w="http://schemas.openxmlformats.org/wordprocessingml/2006/main" xmlns:w14="http://schemas.microsoft.com/office/word/2010/wordml" xmlns:w15="http://schemas.microsoft.com/office/word/2012/wordml" xmlns:w16cex="http://schemas.microsoft.com/office/word/2018/wordml/cex" xmlns:w16cid="http://schemas.microsoft.com/office/word/2016/wordml/cid" xmlns:w16="http://schemas.microsoft.com/office/word/2018/wordml" xmlns:w16du="http://schemas.microsoft.com/office/word/2023/wordml/word16du" xmlns:w16sdtdh="http://schemas.microsoft.com/office/word/2020/wordml/sdtdatahash" xmlns:w16sdtfl="http://schemas.microsoft.com/office/word/2024/wordml/sdtformatlock" xmlns:w16se="http://schemas.microsoft.com/office/word/2015/wordml/symex" xmlns:wpg="http://schemas.microsoft.com/office/word/2010/wordprocessingGroup" xmlns:wpi="http://schemas.microsoft.com/office/word/2010/wordprocessingInk" xmlns:wne="http://schemas.microsoft.com/office/word/2006/wordml" xmlns:wps="http://schemas.microsoft.com/office/word/2010/wordprocessingShape" mc:Ignorable="w14 w15 w16se w16cid w16 w16cex w16sdtdh w16sdtfl w16du wp14">
   <w:body>
-    <w:p>
-      <w:r>
-        <w:t>{#sections}</w:t>
-      </w:r>
-    </w:p>
     <w:tbl>
       <w:tblPr>
         <w:tblStyle w:val="TableGrid"/>
@@ -26,8 +21,8 @@
         <w:tblLook w:val="04A0" w:firstRow="1" w:lastRow="0" w:firstColumn="1" w:lastColumn="0" w:noHBand="0" w:noVBand="1"/>
       </w:tblPr>
       <w:tblGrid>
-        <w:gridCol w:w="2054"/>
-        <w:gridCol w:w="8412"/>
+        <w:gridCol w:w="2511"/>
+        <w:gridCol w:w="7955"/>
       </w:tblGrid>
       <w:tr>
         <w:tc>
@@ -41,7 +36,7 @@
               <w:keepLines w:val="0"/>
             </w:pPr>
             <w:r>
-              <w:t>{title}</w:t>
+              <w:t>[[SECTION_TITLE]]</w:t>
             </w:r>
           </w:p>
         </w:tc>
@@ -68,18 +63,12 @@
               <w:rPr>
                 <w:color w:val="242424" w:themeColor="text1"/>
               </w:rPr>
-              <w:t>{~~content}</w:t>
+              <w:t>[[SECTION_CONTENT]]</w:t>
             </w:r>
           </w:p>
         </w:tc>
       </w:tr>
     </w:tbl>
-    <w:p/>
-    <w:p>
-      <w:r>
-        <w:t>{/sections}</w:t>
-      </w:r>
-    </w:p>
     <w:p/>
     <w:sectPr>
       <w:headerReference w:type="default" r:id="rId11"/>
@@ -813,14 +802,14 @@
         <v:path o:extrusionok="f" gradientshapeok="t" o:connecttype="rect"/>
         <o:lock v:ext="edit" aspectratio="t"/>
       </v:shapetype>
-      <v:shape id="_x0000_i1025" type="#_x0000_t75" style="width:385pt;height:385pt" o:bullet="t">
+      <v:shape id="_x0000_i1025" type="#_x0000_t75" style="width:385.05pt;height:385.05pt" o:bullet="t">
         <v:imagedata r:id="rId1" o:title="ic_fluent_ios_arrow_rtl_24_filled"/>
       </v:shape>
     </w:pict>
   </w:numPicBullet>
   <w:numPicBullet w:numPicBulletId="1">
     <w:pict>
-      <v:shape id="_x0000_i1026" type="#_x0000_t75" style="width:385pt;height:385pt" o:bullet="t">
+      <v:shape id="_x0000_i1026" type="#_x0000_t75" style="width:385.05pt;height:385.05pt" o:bullet="t">
         <v:imagedata r:id="rId2" o:title="ic_fluent_ios_arrow_rtl_24_filled (1)"/>
       </v:shape>
     </w:pict>
